--- a/Ejercicio/Resultados_ejercicios.docx
+++ b/Ejercicio/Resultados_ejercicios.docx
@@ -7,8 +7,21 @@
         <w:pStyle w:val="Ttulo1"/>
       </w:pPr>
       <w:r>
-        <w:t>Ejercicio Docker + precommits + flask</w:t>
-      </w:r>
+        <w:t xml:space="preserve">Ejercicio Docker + </w:t>
+      </w:r>
+      <w:proofErr w:type="spellStart"/>
+      <w:r>
+        <w:t>precommits</w:t>
+      </w:r>
+      <w:proofErr w:type="spellEnd"/>
+      <w:r>
+        <w:t xml:space="preserve"> + </w:t>
+      </w:r>
+      <w:proofErr w:type="spellStart"/>
+      <w:r>
+        <w:t>flask</w:t>
+      </w:r>
+      <w:proofErr w:type="spellEnd"/>
     </w:p>
     <w:p/>
     <w:p>
@@ -34,7 +47,21 @@
         <w:rPr>
           <w:u w:val="single"/>
         </w:rPr>
-        <w:t>Haz una captura a lo que salga en la consola. Explica que hacen exactamente los dos comandos de docker que has utilizado. Si no entiendes las opciones busca información sobre ellas.</w:t>
+        <w:t xml:space="preserve">Haz una captura a lo que salga en la consola. Explica que hacen exactamente los dos comandos de </w:t>
+      </w:r>
+      <w:proofErr w:type="spellStart"/>
+      <w:r>
+        <w:rPr>
+          <w:u w:val="single"/>
+        </w:rPr>
+        <w:t>docker</w:t>
+      </w:r>
+      <w:proofErr w:type="spellEnd"/>
+      <w:r>
+        <w:rPr>
+          <w:u w:val="single"/>
+        </w:rPr>
+        <w:t xml:space="preserve"> que has utilizado. Si no entiendes las opciones busca información sobre ellas.</w:t>
       </w:r>
     </w:p>
     <w:p>
@@ -127,7 +154,15 @@
         <w:t>.</w:t>
       </w:r>
       <w:r>
-        <w:t xml:space="preserve"> Con -rm elimina el contenedor al detenerse</w:t>
+        <w:t xml:space="preserve"> Con -</w:t>
+      </w:r>
+      <w:proofErr w:type="spellStart"/>
+      <w:r>
+        <w:t>rm</w:t>
+      </w:r>
+      <w:proofErr w:type="spellEnd"/>
+      <w:r>
+        <w:t xml:space="preserve"> elimina el contenedor al detenerse</w:t>
       </w:r>
     </w:p>
     <w:p>
@@ -240,8 +275,21 @@
         </w:numPr>
       </w:pPr>
       <w:r>
-        <w:t>El primer comando construye la imagen que esta definida dentro del archivo Docker-compose.yml</w:t>
-      </w:r>
+        <w:t xml:space="preserve">El primer comando construye la imagen que </w:t>
+      </w:r>
+      <w:proofErr w:type="spellStart"/>
+      <w:r>
+        <w:t>esta</w:t>
+      </w:r>
+      <w:proofErr w:type="spellEnd"/>
+      <w:r>
+        <w:t xml:space="preserve"> definida dentro del archivo Docker-</w:t>
+      </w:r>
+      <w:proofErr w:type="spellStart"/>
+      <w:r>
+        <w:t>compose.yml</w:t>
+      </w:r>
+      <w:proofErr w:type="spellEnd"/>
     </w:p>
     <w:p>
       <w:pPr>
@@ -252,8 +300,13 @@
         </w:numPr>
       </w:pPr>
       <w:r>
-        <w:t>El segundo comando ejecuta un contenedor temporal basada en la imagen creada en el anterior comando e intenta ejecutar el comando Python –version</w:t>
-      </w:r>
+        <w:t>El segundo comando ejecuta un contenedor temporal basada en la imagen creada en el anterior comando e intenta ejecutar el comando Python –</w:t>
+      </w:r>
+      <w:proofErr w:type="spellStart"/>
+      <w:r>
+        <w:t>version</w:t>
+      </w:r>
+      <w:proofErr w:type="spellEnd"/>
     </w:p>
     <w:p>
       <w:pPr>
@@ -287,6 +340,9 @@
         <w:ind w:left="360"/>
       </w:pPr>
       <w:r>
+        <w:rPr>
+          <w:noProof/>
+        </w:rPr>
         <w:drawing>
           <wp:inline distT="0" distB="0" distL="0" distR="0" wp14:anchorId="4B2110B1" wp14:editId="141A278E">
             <wp:extent cx="5400040" cy="1733550"/>
@@ -333,6 +389,59 @@
         </w:numPr>
       </w:pPr>
       <w:r>
+        <w:t xml:space="preserve"> </w:t>
+      </w:r>
+      <w:r>
+        <w:t>Paso 6</w:t>
+      </w:r>
+    </w:p>
+    <w:p>
+      <w:pPr>
+        <w:pStyle w:val="Prrafodelista"/>
+        <w:numPr>
+          <w:ilvl w:val="0"/>
+          <w:numId w:val="1"/>
+        </w:numPr>
+      </w:pPr>
+      <w:r>
+        <w:t xml:space="preserve"> Paso 7</w:t>
+      </w:r>
+    </w:p>
+    <w:p>
+      <w:pPr>
+        <w:ind w:left="360"/>
+      </w:pPr>
+      <w:r>
+        <w:t>El código que hemos preparado se ejecutará justo antes de que se complete un commit</w:t>
+      </w:r>
+    </w:p>
+    <w:p>
+      <w:pPr>
+        <w:pStyle w:val="Prrafodelista"/>
+        <w:numPr>
+          <w:ilvl w:val="0"/>
+          <w:numId w:val="1"/>
+        </w:numPr>
+      </w:pPr>
+      <w:r>
+        <w:t xml:space="preserve"> Paso 8</w:t>
+      </w:r>
+    </w:p>
+    <w:p>
+      <w:pPr>
+        <w:ind w:left="360"/>
+      </w:pPr>
+    </w:p>
+    <w:p>
+      <w:pPr>
+        <w:pStyle w:val="Prrafodelista"/>
+        <w:numPr>
+          <w:ilvl w:val="0"/>
+          <w:numId w:val="1"/>
+        </w:numPr>
+      </w:pPr>
+      <w:r>
+        <w:lastRenderedPageBreak/>
         <w:t xml:space="preserve"> </w:t>
       </w:r>
     </w:p>

--- a/Ejercicio/Resultados_ejercicios.docx
+++ b/Ejercicio/Resultados_ejercicios.docx
@@ -431,6 +431,24 @@
       <w:pPr>
         <w:ind w:left="360"/>
       </w:pPr>
+      <w:r>
+        <w:t>Me ha seña</w:t>
+      </w:r>
+      <w:r>
+        <w:t>la</w:t>
+      </w:r>
+      <w:r>
+        <w:t xml:space="preserve">do donde </w:t>
+      </w:r>
+      <w:r>
+        <w:t>está</w:t>
+      </w:r>
+      <w:r>
+        <w:t xml:space="preserve"> el error</w:t>
+      </w:r>
+      <w:r>
+        <w:t xml:space="preserve"> y no me ha dejado hacer el commit</w:t>
+      </w:r>
     </w:p>
     <w:p>
       <w:pPr>
